--- a/docs/patent/word/final/02_明細書.docx
+++ b/docs/patent/word/final/02_明細書.docx
@@ -55,6 +55,11 @@
     </w:p>
     <w:p>
       <w:pPr>
+        <w:spacing w:after="120"/>
+      </w:pPr>
+    </w:p>
+    <w:p>
+      <w:pPr>
         <w:pStyle w:val="Heading2"/>
         <w:spacing w:after="120" w:before="240"/>
       </w:pPr>
@@ -136,6 +141,11 @@
     </w:p>
     <w:p>
       <w:pPr>
+        <w:spacing w:after="120"/>
+      </w:pPr>
+    </w:p>
+    <w:p>
+      <w:pPr>
         <w:pStyle w:val="Heading2"/>
         <w:spacing w:after="120" w:before="240"/>
       </w:pPr>
@@ -248,6 +258,11 @@
     </w:p>
     <w:p>
       <w:pPr>
+        <w:spacing w:after="120"/>
+      </w:pPr>
+    </w:p>
+    <w:p>
+      <w:pPr>
         <w:pStyle w:val="Heading2"/>
         <w:spacing w:after="120" w:before="240"/>
       </w:pPr>
@@ -422,6 +437,11 @@
     </w:p>
     <w:p>
       <w:pPr>
+        <w:spacing w:after="120"/>
+      </w:pPr>
+    </w:p>
+    <w:p>
+      <w:pPr>
         <w:pStyle w:val="Heading2"/>
         <w:spacing w:after="120" w:before="240"/>
       </w:pPr>
@@ -485,14 +505,6 @@
       <w:r>
         <w:rPr>
           <w:rFonts w:ascii="游明朝" w:cs="游明朝" w:eastAsia="游明朝" w:hAnsi="游明朝"/>
-          <w:sz w:val="22"/>
-          <w:szCs w:val="22"/>
-        </w:rPr>
-        <w:t xml:space="preserve"/>
-      </w:r>
-      <w:r>
-        <w:rPr>
-          <w:rFonts w:ascii="游明朝" w:cs="游明朝" w:eastAsia="游明朝" w:hAnsi="游明朝"/>
           <w:b/>
           <w:bCs/>
           <w:sz w:val="22"/>
@@ -534,14 +546,6 @@
       <w:r>
         <w:rPr>
           <w:rFonts w:ascii="游明朝" w:cs="游明朝" w:eastAsia="游明朝" w:hAnsi="游明朝"/>
-          <w:sz w:val="22"/>
-          <w:szCs w:val="22"/>
-        </w:rPr>
-        <w:t xml:space="preserve"/>
-      </w:r>
-      <w:r>
-        <w:rPr>
-          <w:rFonts w:ascii="游明朝" w:cs="游明朝" w:eastAsia="游明朝" w:hAnsi="游明朝"/>
           <w:b/>
           <w:bCs/>
           <w:sz w:val="22"/>
@@ -583,14 +587,6 @@
       <w:r>
         <w:rPr>
           <w:rFonts w:ascii="游明朝" w:cs="游明朝" w:eastAsia="游明朝" w:hAnsi="游明朝"/>
-          <w:sz w:val="22"/>
-          <w:szCs w:val="22"/>
-        </w:rPr>
-        <w:t xml:space="preserve"/>
-      </w:r>
-      <w:r>
-        <w:rPr>
-          <w:rFonts w:ascii="游明朝" w:cs="游明朝" w:eastAsia="游明朝" w:hAnsi="游明朝"/>
           <w:b/>
           <w:bCs/>
           <w:sz w:val="22"/>
@@ -632,14 +628,6 @@
       <w:r>
         <w:rPr>
           <w:rFonts w:ascii="游明朝" w:cs="游明朝" w:eastAsia="游明朝" w:hAnsi="游明朝"/>
-          <w:sz w:val="22"/>
-          <w:szCs w:val="22"/>
-        </w:rPr>
-        <w:t xml:space="preserve"/>
-      </w:r>
-      <w:r>
-        <w:rPr>
-          <w:rFonts w:ascii="游明朝" w:cs="游明朝" w:eastAsia="游明朝" w:hAnsi="游明朝"/>
           <w:b/>
           <w:bCs/>
           <w:sz w:val="22"/>
@@ -681,14 +669,6 @@
       <w:r>
         <w:rPr>
           <w:rFonts w:ascii="游明朝" w:cs="游明朝" w:eastAsia="游明朝" w:hAnsi="游明朝"/>
-          <w:sz w:val="22"/>
-          <w:szCs w:val="22"/>
-        </w:rPr>
-        <w:t xml:space="preserve"/>
-      </w:r>
-      <w:r>
-        <w:rPr>
-          <w:rFonts w:ascii="游明朝" w:cs="游明朝" w:eastAsia="游明朝" w:hAnsi="游明朝"/>
           <w:b/>
           <w:bCs/>
           <w:sz w:val="22"/>
@@ -704,6 +684,11 @@
         </w:rPr>
         <w:t xml:space="preserve"> とは、施設と対象者の関係者との間で対象者の様子を共有するための記録文書をいう。保育施設においては「連絡帳」、教育施設においては「指導記録」「生活記録」等と呼称される。</w:t>
       </w:r>
+    </w:p>
+    <w:p>
+      <w:pPr>
+        <w:spacing w:after="120"/>
+      </w:pPr>
     </w:p>
     <w:p>
       <w:pPr>
@@ -780,14 +765,6 @@
       <w:r>
         <w:rPr>
           <w:rFonts w:ascii="游明朝" w:cs="游明朝" w:eastAsia="游明朝" w:hAnsi="游明朝"/>
-          <w:sz w:val="22"/>
-          <w:szCs w:val="22"/>
-        </w:rPr>
-        <w:t xml:space="preserve"/>
-      </w:r>
-      <w:r>
-        <w:rPr>
-          <w:rFonts w:ascii="游明朝" w:cs="游明朝" w:eastAsia="游明朝" w:hAnsi="游明朝"/>
           <w:b/>
           <w:bCs/>
           <w:sz w:val="22"/>
@@ -829,14 +806,6 @@
       <w:r>
         <w:rPr>
           <w:rFonts w:ascii="游明朝" w:cs="游明朝" w:eastAsia="游明朝" w:hAnsi="游明朝"/>
-          <w:sz w:val="22"/>
-          <w:szCs w:val="22"/>
-        </w:rPr>
-        <w:t xml:space="preserve"/>
-      </w:r>
-      <w:r>
-        <w:rPr>
-          <w:rFonts w:ascii="游明朝" w:cs="游明朝" w:eastAsia="游明朝" w:hAnsi="游明朝"/>
           <w:b/>
           <w:bCs/>
           <w:sz w:val="22"/>
@@ -878,14 +847,6 @@
       <w:r>
         <w:rPr>
           <w:rFonts w:ascii="游明朝" w:cs="游明朝" w:eastAsia="游明朝" w:hAnsi="游明朝"/>
-          <w:sz w:val="22"/>
-          <w:szCs w:val="22"/>
-        </w:rPr>
-        <w:t xml:space="preserve"/>
-      </w:r>
-      <w:r>
-        <w:rPr>
-          <w:rFonts w:ascii="游明朝" w:cs="游明朝" w:eastAsia="游明朝" w:hAnsi="游明朝"/>
           <w:b/>
           <w:bCs/>
           <w:sz w:val="22"/>
@@ -1074,14 +1035,6 @@
       <w:r>
         <w:rPr>
           <w:rFonts w:ascii="游明朝" w:cs="游明朝" w:eastAsia="游明朝" w:hAnsi="游明朝"/>
-          <w:sz w:val="22"/>
-          <w:szCs w:val="22"/>
-        </w:rPr>
-        <w:t xml:space="preserve"/>
-      </w:r>
-      <w:r>
-        <w:rPr>
-          <w:rFonts w:ascii="游明朝" w:cs="游明朝" w:eastAsia="游明朝" w:hAnsi="游明朝"/>
           <w:b/>
           <w:bCs/>
           <w:sz w:val="22"/>
@@ -1319,14 +1272,6 @@
       <w:r>
         <w:rPr>
           <w:rFonts w:ascii="游明朝" w:cs="游明朝" w:eastAsia="游明朝" w:hAnsi="游明朝"/>
-          <w:sz w:val="22"/>
-          <w:szCs w:val="22"/>
-        </w:rPr>
-        <w:t xml:space="preserve"/>
-      </w:r>
-      <w:r>
-        <w:rPr>
-          <w:rFonts w:ascii="游明朝" w:cs="游明朝" w:eastAsia="游明朝" w:hAnsi="游明朝"/>
           <w:b/>
           <w:bCs/>
           <w:sz w:val="22"/>
@@ -1546,14 +1491,6 @@
       <w:r>
         <w:rPr>
           <w:rFonts w:ascii="游明朝" w:cs="游明朝" w:eastAsia="游明朝" w:hAnsi="游明朝"/>
-          <w:sz w:val="22"/>
-          <w:szCs w:val="22"/>
-        </w:rPr>
-        <w:t xml:space="preserve"/>
-      </w:r>
-      <w:r>
-        <w:rPr>
-          <w:rFonts w:ascii="游明朝" w:cs="游明朝" w:eastAsia="游明朝" w:hAnsi="游明朝"/>
           <w:b/>
           <w:bCs/>
           <w:sz w:val="22"/>
@@ -1595,14 +1532,6 @@
       <w:r>
         <w:rPr>
           <w:rFonts w:ascii="游明朝" w:cs="游明朝" w:eastAsia="游明朝" w:hAnsi="游明朝"/>
-          <w:sz w:val="22"/>
-          <w:szCs w:val="22"/>
-        </w:rPr>
-        <w:t xml:space="preserve"/>
-      </w:r>
-      <w:r>
-        <w:rPr>
-          <w:rFonts w:ascii="游明朝" w:cs="游明朝" w:eastAsia="游明朝" w:hAnsi="游明朝"/>
           <w:b/>
           <w:bCs/>
           <w:sz w:val="22"/>
@@ -1644,14 +1573,6 @@
       <w:r>
         <w:rPr>
           <w:rFonts w:ascii="游明朝" w:cs="游明朝" w:eastAsia="游明朝" w:hAnsi="游明朝"/>
-          <w:sz w:val="22"/>
-          <w:szCs w:val="22"/>
-        </w:rPr>
-        <w:t xml:space="preserve"/>
-      </w:r>
-      <w:r>
-        <w:rPr>
-          <w:rFonts w:ascii="游明朝" w:cs="游明朝" w:eastAsia="游明朝" w:hAnsi="游明朝"/>
           <w:b/>
           <w:bCs/>
           <w:sz w:val="22"/>
@@ -1667,6 +1588,11 @@
         </w:rPr>
         <w:t xml:space="preserve">: 開示制御手段により「非表示」又は「保留」と判定された情報は、その判定理由（一致したキーワード、類似度、初回性スコア、開示適切性スコア等）とともに構造化データとして記録される。施設の担当者は、当該記録を確認し、必要に応じて開示の判定を変更（除外解除、復元等）することができる。</w:t>
       </w:r>
+    </w:p>
+    <w:p>
+      <w:pPr>
+        <w:spacing w:after="120"/>
+      </w:pPr>
     </w:p>
     <w:p>
       <w:pPr>
@@ -2024,6 +1950,11 @@
     </w:p>
     <w:p>
       <w:pPr>
+        <w:spacing w:after="120"/>
+      </w:pPr>
+    </w:p>
+    <w:p>
+      <w:pPr>
         <w:pStyle w:val="Heading2"/>
         <w:spacing w:after="120" w:before="240"/>
       </w:pPr>
@@ -2208,14 +2139,6 @@
       <w:r>
         <w:rPr>
           <w:rFonts w:ascii="游明朝" w:cs="游明朝" w:eastAsia="游明朝" w:hAnsi="游明朝"/>
-          <w:sz w:val="22"/>
-          <w:szCs w:val="22"/>
-        </w:rPr>
-        <w:t xml:space="preserve"/>
-      </w:r>
-      <w:r>
-        <w:rPr>
-          <w:rFonts w:ascii="游明朝" w:cs="游明朝" w:eastAsia="游明朝" w:hAnsi="游明朝"/>
           <w:b/>
           <w:bCs/>
           <w:sz w:val="22"/>
@@ -2257,14 +2180,6 @@
       <w:r>
         <w:rPr>
           <w:rFonts w:ascii="游明朝" w:cs="游明朝" w:eastAsia="游明朝" w:hAnsi="游明朝"/>
-          <w:sz w:val="22"/>
-          <w:szCs w:val="22"/>
-        </w:rPr>
-        <w:t xml:space="preserve"/>
-      </w:r>
-      <w:r>
-        <w:rPr>
-          <w:rFonts w:ascii="游明朝" w:cs="游明朝" w:eastAsia="游明朝" w:hAnsi="游明朝"/>
           <w:b/>
           <w:bCs/>
           <w:sz w:val="22"/>
@@ -2306,14 +2221,6 @@
       <w:r>
         <w:rPr>
           <w:rFonts w:ascii="游明朝" w:cs="游明朝" w:eastAsia="游明朝" w:hAnsi="游明朝"/>
-          <w:sz w:val="22"/>
-          <w:szCs w:val="22"/>
-        </w:rPr>
-        <w:t xml:space="preserve"/>
-      </w:r>
-      <w:r>
-        <w:rPr>
-          <w:rFonts w:ascii="游明朝" w:cs="游明朝" w:eastAsia="游明朝" w:hAnsi="游明朝"/>
           <w:b/>
           <w:bCs/>
           <w:sz w:val="22"/>
@@ -2355,14 +2262,6 @@
       <w:r>
         <w:rPr>
           <w:rFonts w:ascii="游明朝" w:cs="游明朝" w:eastAsia="游明朝" w:hAnsi="游明朝"/>
-          <w:sz w:val="22"/>
-          <w:szCs w:val="22"/>
-        </w:rPr>
-        <w:t xml:space="preserve"/>
-      </w:r>
-      <w:r>
-        <w:rPr>
-          <w:rFonts w:ascii="游明朝" w:cs="游明朝" w:eastAsia="游明朝" w:hAnsi="游明朝"/>
           <w:b/>
           <w:bCs/>
           <w:sz w:val="22"/>
@@ -2404,14 +2303,6 @@
       <w:r>
         <w:rPr>
           <w:rFonts w:ascii="游明朝" w:cs="游明朝" w:eastAsia="游明朝" w:hAnsi="游明朝"/>
-          <w:sz w:val="22"/>
-          <w:szCs w:val="22"/>
-        </w:rPr>
-        <w:t xml:space="preserve"/>
-      </w:r>
-      <w:r>
-        <w:rPr>
-          <w:rFonts w:ascii="游明朝" w:cs="游明朝" w:eastAsia="游明朝" w:hAnsi="游明朝"/>
           <w:b/>
           <w:bCs/>
           <w:sz w:val="22"/>
@@ -2453,14 +2344,6 @@
       <w:r>
         <w:rPr>
           <w:rFonts w:ascii="游明朝" w:cs="游明朝" w:eastAsia="游明朝" w:hAnsi="游明朝"/>
-          <w:sz w:val="22"/>
-          <w:szCs w:val="22"/>
-        </w:rPr>
-        <w:t xml:space="preserve"/>
-      </w:r>
-      <w:r>
-        <w:rPr>
-          <w:rFonts w:ascii="游明朝" w:cs="游明朝" w:eastAsia="游明朝" w:hAnsi="游明朝"/>
           <w:b/>
           <w:bCs/>
           <w:sz w:val="22"/>
@@ -2502,14 +2385,6 @@
       <w:r>
         <w:rPr>
           <w:rFonts w:ascii="游明朝" w:cs="游明朝" w:eastAsia="游明朝" w:hAnsi="游明朝"/>
-          <w:sz w:val="22"/>
-          <w:szCs w:val="22"/>
-        </w:rPr>
-        <w:t xml:space="preserve"/>
-      </w:r>
-      <w:r>
-        <w:rPr>
-          <w:rFonts w:ascii="游明朝" w:cs="游明朝" w:eastAsia="游明朝" w:hAnsi="游明朝"/>
           <w:b/>
           <w:bCs/>
           <w:sz w:val="22"/>
@@ -2548,14 +2423,6 @@
       <w:pPr>
         <w:spacing w:after="120" w:line="360"/>
       </w:pPr>
-      <w:r>
-        <w:rPr>
-          <w:rFonts w:ascii="游明朝" w:cs="游明朝" w:eastAsia="游明朝" w:hAnsi="游明朝"/>
-          <w:sz w:val="22"/>
-          <w:szCs w:val="22"/>
-        </w:rPr>
-        <w:t xml:space="preserve"/>
-      </w:r>
       <w:r>
         <w:rPr>
           <w:rFonts w:ascii="游明朝" w:cs="游明朝" w:eastAsia="游明朝" w:hAnsi="游明朝"/>
@@ -3139,6 +3006,11 @@
     </w:p>
     <w:p>
       <w:pPr>
+        <w:spacing w:after="120"/>
+      </w:pPr>
+    </w:p>
+    <w:p>
+      <w:pPr>
         <w:pStyle w:val="Heading2"/>
         <w:spacing w:after="120" w:before="240"/>
       </w:pPr>
@@ -3171,14 +3043,6 @@
       <w:r>
         <w:rPr>
           <w:rFonts w:ascii="游明朝" w:cs="游明朝" w:eastAsia="游明朝" w:hAnsi="游明朝"/>
-          <w:sz w:val="22"/>
-          <w:szCs w:val="22"/>
-        </w:rPr>
-        <w:t xml:space="preserve"/>
-      </w:r>
-      <w:r>
-        <w:rPr>
-          <w:rFonts w:ascii="游明朝" w:cs="游明朝" w:eastAsia="游明朝" w:hAnsi="游明朝"/>
           <w:b/>
           <w:bCs/>
           <w:sz w:val="22"/>
@@ -3220,14 +3084,6 @@
       <w:r>
         <w:rPr>
           <w:rFonts w:ascii="游明朝" w:cs="游明朝" w:eastAsia="游明朝" w:hAnsi="游明朝"/>
-          <w:sz w:val="22"/>
-          <w:szCs w:val="22"/>
-        </w:rPr>
-        <w:t xml:space="preserve"/>
-      </w:r>
-      <w:r>
-        <w:rPr>
-          <w:rFonts w:ascii="游明朝" w:cs="游明朝" w:eastAsia="游明朝" w:hAnsi="游明朝"/>
           <w:b/>
           <w:bCs/>
           <w:sz w:val="22"/>
@@ -3266,14 +3122,6 @@
       <w:pPr>
         <w:spacing w:after="120" w:line="360"/>
       </w:pPr>
-      <w:r>
-        <w:rPr>
-          <w:rFonts w:ascii="游明朝" w:cs="游明朝" w:eastAsia="游明朝" w:hAnsi="游明朝"/>
-          <w:sz w:val="22"/>
-          <w:szCs w:val="22"/>
-        </w:rPr>
-        <w:t xml:space="preserve"/>
-      </w:r>
       <w:r>
         <w:rPr>
           <w:rFonts w:ascii="游明朝" w:cs="游明朝" w:eastAsia="游明朝" w:hAnsi="游明朝"/>
